--- a/Graded_Project_Submission_EKS_With_Screenshots.docx
+++ b/Graded_Project_Submission_EKS_With_Screenshots.docx
@@ -20,8 +20,6 @@
       <w:pPr>
         <w:spacing w:after="40"/>
       </w:pPr>
-      <w:bookmarkStart w:id="0" w:name="_GoBack"/>
-      <w:bookmarkEnd w:id="0"/>
       <w:r>
         <w:rPr>
           <w:rFonts w:ascii="Calibri" w:hAnsi="Calibri"/>
@@ -112,7 +110,21 @@
               <w:rPr>
                 <w:sz w:val="18"/>
               </w:rPr>
-              <w:t>https://github.com/&lt;your-username&gt;/StreamingApp</w:t>
+              <w:t>https://github.com/</w:t>
+            </w:r>
+            <w:r>
+              <w:rPr>
+                <w:rFonts w:hint="default"/>
+                <w:sz w:val="18"/>
+                <w:lang w:val="en-IN"/>
+              </w:rPr>
+              <w:t>sjoshigit</w:t>
+            </w:r>
+            <w:r>
+              <w:rPr>
+                <w:sz w:val="18"/>
+              </w:rPr>
+              <w:t>/StreamingApp</w:t>
             </w:r>
           </w:p>
         </w:tc>
@@ -2667,7 +2679,7 @@
     <w:lsdException w:uiPriority="99" w:name="footnote text"/>
     <w:lsdException w:uiPriority="99" w:name="annotation text"/>
     <w:lsdException w:qFormat="1" w:uiPriority="99" w:semiHidden="0" w:name="header"/>
-    <w:lsdException w:uiPriority="99" w:semiHidden="0" w:name="footer"/>
+    <w:lsdException w:qFormat="1" w:uiPriority="99" w:semiHidden="0" w:name="footer"/>
     <w:lsdException w:uiPriority="99" w:name="index heading"/>
     <w:lsdException w:qFormat="1" w:uiPriority="35" w:name="caption"/>
     <w:lsdException w:uiPriority="99" w:name="table of figures"/>
@@ -2680,21 +2692,21 @@
     <w:lsdException w:uiPriority="99" w:name="endnote reference"/>
     <w:lsdException w:uiPriority="99" w:name="endnote text"/>
     <w:lsdException w:uiPriority="99" w:name="table of authorities"/>
-    <w:lsdException w:uiPriority="99" w:semiHidden="0" w:name="macro"/>
+    <w:lsdException w:qFormat="1" w:uiPriority="99" w:semiHidden="0" w:name="macro"/>
     <w:lsdException w:uiPriority="99" w:name="toa heading"/>
     <w:lsdException w:qFormat="1" w:uiPriority="99" w:semiHidden="0" w:name="List"/>
     <w:lsdException w:qFormat="1" w:uiPriority="99" w:semiHidden="0" w:name="List Bullet"/>
-    <w:lsdException w:uiPriority="99" w:semiHidden="0" w:name="List Number"/>
+    <w:lsdException w:qFormat="1" w:uiPriority="99" w:semiHidden="0" w:name="List Number"/>
     <w:lsdException w:qFormat="1" w:uiPriority="99" w:semiHidden="0" w:name="List 2"/>
     <w:lsdException w:qFormat="1" w:uiPriority="99" w:semiHidden="0" w:name="List 3"/>
     <w:lsdException w:uiPriority="99" w:name="List 4"/>
     <w:lsdException w:uiPriority="99" w:name="List 5"/>
-    <w:lsdException w:uiPriority="99" w:semiHidden="0" w:name="List Bullet 2"/>
-    <w:lsdException w:uiPriority="99" w:semiHidden="0" w:name="List Bullet 3"/>
+    <w:lsdException w:qFormat="1" w:uiPriority="99" w:semiHidden="0" w:name="List Bullet 2"/>
+    <w:lsdException w:qFormat="1" w:uiPriority="99" w:semiHidden="0" w:name="List Bullet 3"/>
     <w:lsdException w:uiPriority="99" w:name="List Bullet 4"/>
     <w:lsdException w:uiPriority="99" w:name="List Bullet 5"/>
     <w:lsdException w:qFormat="1" w:uiPriority="99" w:semiHidden="0" w:name="List Number 2"/>
-    <w:lsdException w:uiPriority="99" w:semiHidden="0" w:name="List Number 3"/>
+    <w:lsdException w:qFormat="1" w:uiPriority="99" w:semiHidden="0" w:name="List Number 3"/>
     <w:lsdException w:uiPriority="99" w:name="List Number 4"/>
     <w:lsdException w:uiPriority="99" w:name="List Number 5"/>
     <w:lsdException w:qFormat="1" w:unhideWhenUsed="0" w:uiPriority="10" w:semiHidden="0" w:name="Title"/>
@@ -2703,8 +2715,8 @@
     <w:lsdException w:qFormat="1" w:uiPriority="1" w:name="Default Paragraph Font"/>
     <w:lsdException w:qFormat="1" w:uiPriority="99" w:semiHidden="0" w:name="Body Text"/>
     <w:lsdException w:uiPriority="99" w:name="Body Text Indent"/>
-    <w:lsdException w:uiPriority="99" w:semiHidden="0" w:name="List Continue"/>
-    <w:lsdException w:uiPriority="99" w:semiHidden="0" w:name="List Continue 2"/>
+    <w:lsdException w:qFormat="1" w:uiPriority="99" w:semiHidden="0" w:name="List Continue"/>
+    <w:lsdException w:qFormat="1" w:uiPriority="99" w:semiHidden="0" w:name="List Continue 2"/>
     <w:lsdException w:uiPriority="99" w:semiHidden="0" w:name="List Continue 3"/>
     <w:lsdException w:uiPriority="99" w:name="List Continue 4"/>
     <w:lsdException w:uiPriority="99" w:name="List Continue 5"/>
@@ -2715,8 +2727,8 @@
     <w:lsdException w:uiPriority="99" w:name="Body Text First Indent"/>
     <w:lsdException w:uiPriority="99" w:name="Body Text First Indent 2"/>
     <w:lsdException w:uiPriority="99" w:name="Note Heading"/>
-    <w:lsdException w:uiPriority="99" w:semiHidden="0" w:name="Body Text 2"/>
-    <w:lsdException w:uiPriority="99" w:semiHidden="0" w:name="Body Text 3"/>
+    <w:lsdException w:qFormat="1" w:uiPriority="99" w:semiHidden="0" w:name="Body Text 2"/>
+    <w:lsdException w:qFormat="1" w:uiPriority="99" w:semiHidden="0" w:name="Body Text 3"/>
     <w:lsdException w:uiPriority="99" w:name="Body Text Indent 2"/>
     <w:lsdException w:uiPriority="99" w:name="Body Text Indent 3"/>
     <w:lsdException w:uiPriority="99" w:name="Block Text"/>
@@ -2799,7 +2811,7 @@
     <w:lsdException w:qFormat="1" w:unhideWhenUsed="0" w:uiPriority="70" w:semiHidden="0" w:name="Dark List"/>
     <w:lsdException w:unhideWhenUsed="0" w:uiPriority="71" w:semiHidden="0" w:name="Colorful Shading"/>
     <w:lsdException w:unhideWhenUsed="0" w:uiPriority="72" w:semiHidden="0" w:name="Colorful List"/>
-    <w:lsdException w:unhideWhenUsed="0" w:uiPriority="73" w:semiHidden="0" w:name="Colorful Grid"/>
+    <w:lsdException w:qFormat="1" w:unhideWhenUsed="0" w:uiPriority="73" w:semiHidden="0" w:name="Colorful Grid"/>
     <w:lsdException w:qFormat="1" w:unhideWhenUsed="0" w:uiPriority="60" w:semiHidden="0" w:name="Light Shading Accent 1"/>
     <w:lsdException w:qFormat="1" w:unhideWhenUsed="0" w:uiPriority="61" w:semiHidden="0" w:name="Light List Accent 1"/>
     <w:lsdException w:qFormat="1" w:unhideWhenUsed="0" w:uiPriority="62" w:semiHidden="0" w:name="Light Grid Accent 1"/>
@@ -2814,9 +2826,9 @@
     <w:lsdException w:qFormat="1" w:unhideWhenUsed="0" w:uiPriority="68" w:semiHidden="0" w:name="Medium Grid 2 Accent 1"/>
     <w:lsdException w:qFormat="1" w:unhideWhenUsed="0" w:uiPriority="69" w:semiHidden="0" w:name="Medium Grid 3 Accent 1"/>
     <w:lsdException w:qFormat="1" w:unhideWhenUsed="0" w:uiPriority="70" w:semiHidden="0" w:name="Dark List Accent 1"/>
-    <w:lsdException w:unhideWhenUsed="0" w:uiPriority="71" w:semiHidden="0" w:name="Colorful Shading Accent 1"/>
-    <w:lsdException w:unhideWhenUsed="0" w:uiPriority="72" w:semiHidden="0" w:name="Colorful List Accent 1"/>
-    <w:lsdException w:unhideWhenUsed="0" w:uiPriority="73" w:semiHidden="0" w:name="Colorful Grid Accent 1"/>
+    <w:lsdException w:qFormat="1" w:unhideWhenUsed="0" w:uiPriority="71" w:semiHidden="0" w:name="Colorful Shading Accent 1"/>
+    <w:lsdException w:qFormat="1" w:unhideWhenUsed="0" w:uiPriority="72" w:semiHidden="0" w:name="Colorful List Accent 1"/>
+    <w:lsdException w:qFormat="1" w:unhideWhenUsed="0" w:uiPriority="73" w:semiHidden="0" w:name="Colorful Grid Accent 1"/>
     <w:lsdException w:qFormat="1" w:unhideWhenUsed="0" w:uiPriority="60" w:semiHidden="0" w:name="Light Shading Accent 2"/>
     <w:lsdException w:qFormat="1" w:unhideWhenUsed="0" w:uiPriority="61" w:semiHidden="0" w:name="Light List Accent 2"/>
     <w:lsdException w:qFormat="1" w:unhideWhenUsed="0" w:uiPriority="62" w:semiHidden="0" w:name="Light Grid Accent 2"/>
@@ -2829,8 +2841,8 @@
     <w:lsdException w:qFormat="1" w:unhideWhenUsed="0" w:uiPriority="69" w:semiHidden="0" w:name="Medium Grid 3 Accent 2"/>
     <w:lsdException w:qFormat="1" w:unhideWhenUsed="0" w:uiPriority="70" w:semiHidden="0" w:name="Dark List Accent 2"/>
     <w:lsdException w:unhideWhenUsed="0" w:uiPriority="71" w:semiHidden="0" w:name="Colorful Shading Accent 2"/>
-    <w:lsdException w:unhideWhenUsed="0" w:uiPriority="72" w:semiHidden="0" w:name="Colorful List Accent 2"/>
-    <w:lsdException w:unhideWhenUsed="0" w:uiPriority="73" w:semiHidden="0" w:name="Colorful Grid Accent 2"/>
+    <w:lsdException w:qFormat="1" w:unhideWhenUsed="0" w:uiPriority="72" w:semiHidden="0" w:name="Colorful List Accent 2"/>
+    <w:lsdException w:qFormat="1" w:unhideWhenUsed="0" w:uiPriority="73" w:semiHidden="0" w:name="Colorful Grid Accent 2"/>
     <w:lsdException w:qFormat="1" w:unhideWhenUsed="0" w:uiPriority="60" w:semiHidden="0" w:name="Light Shading Accent 3"/>
     <w:lsdException w:qFormat="1" w:unhideWhenUsed="0" w:uiPriority="61" w:semiHidden="0" w:name="Light List Accent 3"/>
     <w:lsdException w:qFormat="1" w:unhideWhenUsed="0" w:uiPriority="62" w:semiHidden="0" w:name="Light Grid Accent 3"/>
@@ -2843,8 +2855,8 @@
     <w:lsdException w:qFormat="1" w:unhideWhenUsed="0" w:uiPriority="69" w:semiHidden="0" w:name="Medium Grid 3 Accent 3"/>
     <w:lsdException w:qFormat="1" w:unhideWhenUsed="0" w:uiPriority="70" w:semiHidden="0" w:name="Dark List Accent 3"/>
     <w:lsdException w:unhideWhenUsed="0" w:uiPriority="71" w:semiHidden="0" w:name="Colorful Shading Accent 3"/>
-    <w:lsdException w:unhideWhenUsed="0" w:uiPriority="72" w:semiHidden="0" w:name="Colorful List Accent 3"/>
-    <w:lsdException w:unhideWhenUsed="0" w:uiPriority="73" w:semiHidden="0" w:name="Colorful Grid Accent 3"/>
+    <w:lsdException w:qFormat="1" w:unhideWhenUsed="0" w:uiPriority="72" w:semiHidden="0" w:name="Colorful List Accent 3"/>
+    <w:lsdException w:qFormat="1" w:unhideWhenUsed="0" w:uiPriority="73" w:semiHidden="0" w:name="Colorful Grid Accent 3"/>
     <w:lsdException w:qFormat="1" w:unhideWhenUsed="0" w:uiPriority="60" w:semiHidden="0" w:name="Light Shading Accent 4"/>
     <w:lsdException w:qFormat="1" w:unhideWhenUsed="0" w:uiPriority="61" w:semiHidden="0" w:name="Light List Accent 4"/>
     <w:lsdException w:qFormat="1" w:unhideWhenUsed="0" w:uiPriority="62" w:semiHidden="0" w:name="Light Grid Accent 4"/>
@@ -2856,9 +2868,9 @@
     <w:lsdException w:qFormat="1" w:unhideWhenUsed="0" w:uiPriority="68" w:semiHidden="0" w:name="Medium Grid 2 Accent 4"/>
     <w:lsdException w:qFormat="1" w:unhideWhenUsed="0" w:uiPriority="69" w:semiHidden="0" w:name="Medium Grid 3 Accent 4"/>
     <w:lsdException w:qFormat="1" w:unhideWhenUsed="0" w:uiPriority="70" w:semiHidden="0" w:name="Dark List Accent 4"/>
-    <w:lsdException w:unhideWhenUsed="0" w:uiPriority="71" w:semiHidden="0" w:name="Colorful Shading Accent 4"/>
-    <w:lsdException w:unhideWhenUsed="0" w:uiPriority="72" w:semiHidden="0" w:name="Colorful List Accent 4"/>
-    <w:lsdException w:unhideWhenUsed="0" w:uiPriority="73" w:semiHidden="0" w:name="Colorful Grid Accent 4"/>
+    <w:lsdException w:qFormat="1" w:unhideWhenUsed="0" w:uiPriority="71" w:semiHidden="0" w:name="Colorful Shading Accent 4"/>
+    <w:lsdException w:qFormat="1" w:unhideWhenUsed="0" w:uiPriority="72" w:semiHidden="0" w:name="Colorful List Accent 4"/>
+    <w:lsdException w:qFormat="1" w:unhideWhenUsed="0" w:uiPriority="73" w:semiHidden="0" w:name="Colorful Grid Accent 4"/>
     <w:lsdException w:qFormat="1" w:unhideWhenUsed="0" w:uiPriority="60" w:semiHidden="0" w:name="Light Shading Accent 5"/>
     <w:lsdException w:qFormat="1" w:unhideWhenUsed="0" w:uiPriority="61" w:semiHidden="0" w:name="Light List Accent 5"/>
     <w:lsdException w:qFormat="1" w:unhideWhenUsed="0" w:uiPriority="62" w:semiHidden="0" w:name="Light Grid Accent 5"/>
@@ -2871,8 +2883,8 @@
     <w:lsdException w:qFormat="1" w:unhideWhenUsed="0" w:uiPriority="69" w:semiHidden="0" w:name="Medium Grid 3 Accent 5"/>
     <w:lsdException w:qFormat="1" w:unhideWhenUsed="0" w:uiPriority="70" w:semiHidden="0" w:name="Dark List Accent 5"/>
     <w:lsdException w:unhideWhenUsed="0" w:uiPriority="71" w:semiHidden="0" w:name="Colorful Shading Accent 5"/>
-    <w:lsdException w:unhideWhenUsed="0" w:uiPriority="72" w:semiHidden="0" w:name="Colorful List Accent 5"/>
-    <w:lsdException w:unhideWhenUsed="0" w:uiPriority="73" w:semiHidden="0" w:name="Colorful Grid Accent 5"/>
+    <w:lsdException w:qFormat="1" w:unhideWhenUsed="0" w:uiPriority="72" w:semiHidden="0" w:name="Colorful List Accent 5"/>
+    <w:lsdException w:qFormat="1" w:unhideWhenUsed="0" w:uiPriority="73" w:semiHidden="0" w:name="Colorful Grid Accent 5"/>
     <w:lsdException w:qFormat="1" w:unhideWhenUsed="0" w:uiPriority="60" w:semiHidden="0" w:name="Light Shading Accent 6"/>
     <w:lsdException w:qFormat="1" w:unhideWhenUsed="0" w:uiPriority="61" w:semiHidden="0" w:name="Light List Accent 6"/>
     <w:lsdException w:qFormat="1" w:unhideWhenUsed="0" w:uiPriority="62" w:semiHidden="0" w:name="Light Grid Accent 6"/>
@@ -2883,10 +2895,10 @@
     <w:lsdException w:qFormat="1" w:unhideWhenUsed="0" w:uiPriority="67" w:semiHidden="0" w:name="Medium Grid 1 Accent 6"/>
     <w:lsdException w:qFormat="1" w:unhideWhenUsed="0" w:uiPriority="68" w:semiHidden="0" w:name="Medium Grid 2 Accent 6"/>
     <w:lsdException w:qFormat="1" w:unhideWhenUsed="0" w:uiPriority="69" w:semiHidden="0" w:name="Medium Grid 3 Accent 6"/>
-    <w:lsdException w:unhideWhenUsed="0" w:uiPriority="70" w:semiHidden="0" w:name="Dark List Accent 6"/>
+    <w:lsdException w:qFormat="1" w:unhideWhenUsed="0" w:uiPriority="70" w:semiHidden="0" w:name="Dark List Accent 6"/>
     <w:lsdException w:unhideWhenUsed="0" w:uiPriority="71" w:semiHidden="0" w:name="Colorful Shading Accent 6"/>
-    <w:lsdException w:unhideWhenUsed="0" w:uiPriority="72" w:semiHidden="0" w:name="Colorful List Accent 6"/>
-    <w:lsdException w:unhideWhenUsed="0" w:uiPriority="73" w:semiHidden="0" w:name="Colorful Grid Accent 6"/>
+    <w:lsdException w:qFormat="1" w:unhideWhenUsed="0" w:uiPriority="72" w:semiHidden="0" w:name="Colorful List Accent 6"/>
+    <w:lsdException w:qFormat="1" w:unhideWhenUsed="0" w:uiPriority="73" w:semiHidden="0" w:name="Colorful Grid Accent 6"/>
   </w:latentStyles>
   <w:style w:type="paragraph" w:default="1" w:styleId="1">
     <w:name w:val="Normal"/>
@@ -3176,6 +3188,7 @@
     <w:basedOn w:val="1"/>
     <w:link w:val="145"/>
     <w:unhideWhenUsed/>
+    <w:qFormat/>
     <w:uiPriority w:val="99"/>
     <w:pPr>
       <w:spacing w:after="120" w:line="480" w:lineRule="auto"/>
@@ -3186,6 +3199,7 @@
     <w:basedOn w:val="1"/>
     <w:link w:val="146"/>
     <w:unhideWhenUsed/>
+    <w:qFormat/>
     <w:uiPriority w:val="99"/>
     <w:pPr>
       <w:spacing w:after="120"/>
@@ -3234,6 +3248,7 @@
     <w:basedOn w:val="1"/>
     <w:link w:val="136"/>
     <w:unhideWhenUsed/>
+    <w:qFormat/>
     <w:uiPriority w:val="99"/>
     <w:pPr>
       <w:tabs>
@@ -3309,6 +3324,7 @@
     <w:name w:val="List Bullet 2"/>
     <w:basedOn w:val="1"/>
     <w:unhideWhenUsed/>
+    <w:qFormat/>
     <w:uiPriority w:val="99"/>
     <w:pPr>
       <w:numPr>
@@ -3322,6 +3338,7 @@
     <w:name w:val="List Bullet 3"/>
     <w:basedOn w:val="1"/>
     <w:unhideWhenUsed/>
+    <w:qFormat/>
     <w:uiPriority w:val="99"/>
     <w:pPr>
       <w:numPr>
@@ -3335,6 +3352,7 @@
     <w:name w:val="List Continue"/>
     <w:basedOn w:val="1"/>
     <w:unhideWhenUsed/>
+    <w:qFormat/>
     <w:uiPriority w:val="99"/>
     <w:pPr>
       <w:spacing w:after="120"/>
@@ -3346,6 +3364,7 @@
     <w:name w:val="List Continue 2"/>
     <w:basedOn w:val="1"/>
     <w:unhideWhenUsed/>
+    <w:qFormat/>
     <w:uiPriority w:val="99"/>
     <w:pPr>
       <w:spacing w:after="120"/>
@@ -3368,6 +3387,7 @@
     <w:name w:val="List Number"/>
     <w:basedOn w:val="1"/>
     <w:unhideWhenUsed/>
+    <w:qFormat/>
     <w:uiPriority w:val="99"/>
     <w:pPr>
       <w:numPr>
@@ -3395,6 +3415,7 @@
     <w:name w:val="List Number 3"/>
     <w:basedOn w:val="1"/>
     <w:unhideWhenUsed/>
+    <w:qFormat/>
     <w:uiPriority w:val="99"/>
     <w:pPr>
       <w:numPr>
@@ -3408,6 +3429,7 @@
     <w:name w:val="macro"/>
     <w:link w:val="147"/>
     <w:unhideWhenUsed/>
+    <w:qFormat/>
     <w:uiPriority w:val="99"/>
     <w:pPr>
       <w:tabs>
@@ -12544,6 +12566,7 @@
   <w:style w:type="table" w:styleId="113">
     <w:name w:val="Dark List Accent 6"/>
     <w:basedOn w:val="12"/>
+    <w:qFormat/>
     <w:uiPriority w:val="70"/>
     <w:pPr>
       <w:spacing w:after="0" w:line="240" w:lineRule="auto"/>
@@ -12807,6 +12830,7 @@
   <w:style w:type="table" w:styleId="115">
     <w:name w:val="Colorful Shading Accent 1"/>
     <w:basedOn w:val="12"/>
+    <w:qFormat/>
     <w:uiPriority w:val="71"/>
     <w:pPr>
       <w:spacing w:after="0" w:line="240" w:lineRule="auto"/>
@@ -13231,6 +13255,7 @@
   <w:style w:type="table" w:styleId="118">
     <w:name w:val="Colorful Shading Accent 4"/>
     <w:basedOn w:val="12"/>
+    <w:qFormat/>
     <w:uiPriority w:val="71"/>
     <w:pPr>
       <w:spacing w:after="0" w:line="240" w:lineRule="auto"/>
@@ -13767,6 +13792,7 @@
   <w:style w:type="table" w:styleId="122">
     <w:name w:val="Colorful List Accent 1"/>
     <w:basedOn w:val="12"/>
+    <w:qFormat/>
     <w:uiPriority w:val="72"/>
     <w:pPr>
       <w:spacing w:after="0" w:line="240" w:lineRule="auto"/>
@@ -13859,6 +13885,7 @@
   <w:style w:type="table" w:styleId="123">
     <w:name w:val="Colorful List Accent 2"/>
     <w:basedOn w:val="12"/>
+    <w:qFormat/>
     <w:uiPriority w:val="72"/>
     <w:pPr>
       <w:spacing w:after="0" w:line="240" w:lineRule="auto"/>
@@ -13951,6 +13978,7 @@
   <w:style w:type="table" w:styleId="124">
     <w:name w:val="Colorful List Accent 3"/>
     <w:basedOn w:val="12"/>
+    <w:qFormat/>
     <w:uiPriority w:val="72"/>
     <w:pPr>
       <w:spacing w:after="0" w:line="240" w:lineRule="auto"/>
@@ -14043,6 +14071,7 @@
   <w:style w:type="table" w:styleId="125">
     <w:name w:val="Colorful List Accent 4"/>
     <w:basedOn w:val="12"/>
+    <w:qFormat/>
     <w:uiPriority w:val="72"/>
     <w:pPr>
       <w:spacing w:after="0" w:line="240" w:lineRule="auto"/>
@@ -14135,6 +14164,7 @@
   <w:style w:type="table" w:styleId="126">
     <w:name w:val="Colorful List Accent 5"/>
     <w:basedOn w:val="12"/>
+    <w:qFormat/>
     <w:uiPriority w:val="72"/>
     <w:pPr>
       <w:spacing w:after="0" w:line="240" w:lineRule="auto"/>
@@ -14227,6 +14257,7 @@
   <w:style w:type="table" w:styleId="127">
     <w:name w:val="Colorful List Accent 6"/>
     <w:basedOn w:val="12"/>
+    <w:qFormat/>
     <w:uiPriority w:val="72"/>
     <w:pPr>
       <w:spacing w:after="0" w:line="240" w:lineRule="auto"/>
@@ -14319,6 +14350,7 @@
   <w:style w:type="table" w:styleId="128">
     <w:name w:val="Colorful Grid"/>
     <w:basedOn w:val="12"/>
+    <w:qFormat/>
     <w:uiPriority w:val="73"/>
     <w:pPr>
       <w:spacing w:after="0" w:line="240" w:lineRule="auto"/>
@@ -14415,6 +14447,7 @@
   <w:style w:type="table" w:styleId="129">
     <w:name w:val="Colorful Grid Accent 1"/>
     <w:basedOn w:val="12"/>
+    <w:qFormat/>
     <w:uiPriority w:val="73"/>
     <w:pPr>
       <w:spacing w:after="0" w:line="240" w:lineRule="auto"/>
@@ -14511,6 +14544,7 @@
   <w:style w:type="table" w:styleId="130">
     <w:name w:val="Colorful Grid Accent 2"/>
     <w:basedOn w:val="12"/>
+    <w:qFormat/>
     <w:uiPriority w:val="73"/>
     <w:pPr>
       <w:spacing w:after="0" w:line="240" w:lineRule="auto"/>
@@ -14607,6 +14641,7 @@
   <w:style w:type="table" w:styleId="131">
     <w:name w:val="Colorful Grid Accent 3"/>
     <w:basedOn w:val="12"/>
+    <w:qFormat/>
     <w:uiPriority w:val="73"/>
     <w:pPr>
       <w:spacing w:after="0" w:line="240" w:lineRule="auto"/>
@@ -14703,6 +14738,7 @@
   <w:style w:type="table" w:styleId="132">
     <w:name w:val="Colorful Grid Accent 4"/>
     <w:basedOn w:val="12"/>
+    <w:qFormat/>
     <w:uiPriority w:val="73"/>
     <w:pPr>
       <w:spacing w:after="0" w:line="240" w:lineRule="auto"/>
@@ -14799,6 +14835,7 @@
   <w:style w:type="table" w:styleId="133">
     <w:name w:val="Colorful Grid Accent 5"/>
     <w:basedOn w:val="12"/>
+    <w:qFormat/>
     <w:uiPriority w:val="73"/>
     <w:pPr>
       <w:spacing w:after="0" w:line="240" w:lineRule="auto"/>
@@ -14895,6 +14932,7 @@
   <w:style w:type="table" w:styleId="134">
     <w:name w:val="Colorful Grid Accent 6"/>
     <w:basedOn w:val="12"/>
+    <w:qFormat/>
     <w:uiPriority w:val="73"/>
     <w:pPr>
       <w:spacing w:after="0" w:line="240" w:lineRule="auto"/>
@@ -14992,12 +15030,14 @@
     <w:name w:val="Header Char"/>
     <w:basedOn w:val="11"/>
     <w:link w:val="19"/>
+    <w:qFormat/>
     <w:uiPriority w:val="99"/>
   </w:style>
   <w:style w:type="character" w:customStyle="1" w:styleId="136">
     <w:name w:val="Footer Char"/>
     <w:basedOn w:val="11"/>
     <w:link w:val="18"/>
+    <w:qFormat/>
     <w:uiPriority w:val="99"/>
   </w:style>
   <w:style w:type="paragraph" w:styleId="137">
@@ -15018,6 +15058,7 @@
     <w:name w:val="Heading 1 Char"/>
     <w:basedOn w:val="11"/>
     <w:link w:val="2"/>
+    <w:qFormat/>
     <w:uiPriority w:val="9"/>
     <w:rPr>
       <w:rFonts w:asciiTheme="majorHAnsi" w:hAnsiTheme="majorHAnsi" w:eastAsiaTheme="majorEastAsia" w:cstheme="majorBidi"/>
@@ -15052,6 +15093,7 @@
     <w:name w:val="Heading 3 Char"/>
     <w:basedOn w:val="11"/>
     <w:link w:val="4"/>
+    <w:qFormat/>
     <w:uiPriority w:val="9"/>
     <w:rPr>
       <w:rFonts w:asciiTheme="majorHAnsi" w:hAnsiTheme="majorHAnsi" w:eastAsiaTheme="majorEastAsia" w:cstheme="majorBidi"/>
@@ -15069,6 +15111,7 @@
     <w:name w:val="Title Char"/>
     <w:basedOn w:val="11"/>
     <w:link w:val="36"/>
+    <w:qFormat/>
     <w:uiPriority w:val="10"/>
     <w:rPr>
       <w:rFonts w:asciiTheme="majorHAnsi" w:hAnsiTheme="majorHAnsi" w:eastAsiaTheme="majorEastAsia" w:cstheme="majorBidi"/>
@@ -15114,6 +15157,7 @@
     <w:name w:val="Body Text Char"/>
     <w:basedOn w:val="11"/>
     <w:link w:val="13"/>
+    <w:qFormat/>
     <w:uiPriority w:val="99"/>
   </w:style>
   <w:style w:type="character" w:customStyle="1" w:styleId="145">
@@ -15168,6 +15212,7 @@
     <w:name w:val="Quote Char"/>
     <w:basedOn w:val="11"/>
     <w:link w:val="148"/>
+    <w:qFormat/>
     <w:uiPriority w:val="29"/>
     <w:rPr>
       <w:i/>
@@ -15185,6 +15230,7 @@
     <w:basedOn w:val="11"/>
     <w:link w:val="5"/>
     <w:semiHidden/>
+    <w:qFormat/>
     <w:uiPriority w:val="9"/>
     <w:rPr>
       <w:rFonts w:asciiTheme="majorHAnsi" w:hAnsiTheme="majorHAnsi" w:eastAsiaTheme="majorEastAsia" w:cstheme="majorBidi"/>
@@ -15205,6 +15251,7 @@
     <w:basedOn w:val="11"/>
     <w:link w:val="6"/>
     <w:semiHidden/>
+    <w:qFormat/>
     <w:uiPriority w:val="9"/>
     <w:rPr>
       <w:rFonts w:asciiTheme="majorHAnsi" w:hAnsiTheme="majorHAnsi" w:eastAsiaTheme="majorEastAsia" w:cstheme="majorBidi"/>
@@ -15252,6 +15299,7 @@
     <w:basedOn w:val="11"/>
     <w:link w:val="9"/>
     <w:semiHidden/>
+    <w:qFormat/>
     <w:uiPriority w:val="9"/>
     <w:rPr>
       <w:rFonts w:asciiTheme="majorHAnsi" w:hAnsiTheme="majorHAnsi" w:eastAsiaTheme="majorEastAsia" w:cstheme="majorBidi"/>
@@ -15270,6 +15318,7 @@
     <w:basedOn w:val="11"/>
     <w:link w:val="10"/>
     <w:semiHidden/>
+    <w:qFormat/>
     <w:uiPriority w:val="9"/>
     <w:rPr>
       <w:rFonts w:asciiTheme="majorHAnsi" w:hAnsiTheme="majorHAnsi" w:eastAsiaTheme="majorEastAsia" w:cstheme="majorBidi"/>
